--- a/学科资料/概率论/往年卷/2014春A卷无答案.docx
+++ b/学科资料/概率论/往年卷/2014春A卷无答案.docx
@@ -87,7 +87,7 @@
                                 <w:rFonts w:hint="eastAsia"/>
                                 <w:sz w:val="24"/>
                               </w:rPr>
-                              <w:t>姓名</w:t>
+                              <w:t xml:space="preserve">  </w:t>
                             </w:r>
                             <w:r>
                               <w:rPr>
@@ -109,7 +109,7 @@
                                 <w:rFonts w:hint="eastAsia"/>
                                 <w:sz w:val="24"/>
                               </w:rPr>
-                              <w:t>学号</w:t>
+                              <w:t xml:space="preserve">  </w:t>
                             </w:r>
                             <w:r>
                               <w:rPr>
@@ -741,7 +741,7 @@
                                 <w:rFonts w:hint="eastAsia"/>
                                 <w:sz w:val="24"/>
                               </w:rPr>
-                              <w:t>学院</w:t>
+                              <w:t xml:space="preserve">  </w:t>
                             </w:r>
                             <w:r>
                               <w:rPr>
@@ -763,7 +763,7 @@
                                 <w:rFonts w:hint="eastAsia"/>
                                 <w:sz w:val="24"/>
                               </w:rPr>
-                              <w:t>专业</w:t>
+                              <w:t xml:space="preserve">  </w:t>
                             </w:r>
                             <w:r>
                               <w:rPr>
@@ -785,7 +785,7 @@
                                 <w:rFonts w:hint="eastAsia"/>
                                 <w:sz w:val="24"/>
                               </w:rPr>
-                              <w:t>座位号</w:t>
+                              <w:t xml:space="preserve">   </w:t>
                             </w:r>
                             <w:r>
                               <w:rPr>
@@ -995,7 +995,7 @@
                           <w:rFonts w:hint="eastAsia"/>
                           <w:sz w:val="24"/>
                         </w:rPr>
-                        <w:t>姓名</w:t>
+                        <w:t xml:space="preserve">  </w:t>
                       </w:r>
                       <w:r>
                         <w:rPr>
@@ -1017,7 +1017,7 @@
                           <w:rFonts w:hint="eastAsia"/>
                           <w:sz w:val="24"/>
                         </w:rPr>
-                        <w:t>学号</w:t>
+                        <w:t xml:space="preserve">  </w:t>
                       </w:r>
                       <w:r>
                         <w:rPr>
@@ -1649,7 +1649,7 @@
                           <w:rFonts w:hint="eastAsia"/>
                           <w:sz w:val="24"/>
                         </w:rPr>
-                        <w:t>学院</w:t>
+                        <w:t xml:space="preserve">  </w:t>
                       </w:r>
                       <w:r>
                         <w:rPr>
@@ -1671,7 +1671,7 @@
                           <w:rFonts w:hint="eastAsia"/>
                           <w:sz w:val="24"/>
                         </w:rPr>
-                        <w:t>专业</w:t>
+                        <w:t xml:space="preserve">  </w:t>
                       </w:r>
                       <w:r>
                         <w:rPr>
@@ -1693,7 +1693,7 @@
                           <w:rFonts w:hint="eastAsia"/>
                           <w:sz w:val="24"/>
                         </w:rPr>
-                        <w:t>座位号</w:t>
+                        <w:t xml:space="preserve">   </w:t>
                       </w:r>
                       <w:r>
                         <w:rPr>
